--- a/00-首页/题组Word/初赛模拟卷（老·I~IX）/真题版式/初赛模拟卷I（非有机·学生版·真题版式）.docx
+++ b/00-首页/题组Word/初赛模拟卷（老·I~IX）/真题版式/初赛模拟卷I（非有机·学生版·真题版式）.docx
@@ -4596,7 +4596,7 @@
       <w:r>
         <w:drawing>
           <wp:inline>
-            <wp:extent cx="3240000" cy="3379141"/>
+            <wp:extent cx="1932988" cy="2015999"/>
             <wp:effectExtent b="0" l="0" r="0" t="0"/>
             <wp:docPr descr="" title="" id="32" name="Picture"/>
             <a:graphic>
@@ -4617,7 +4617,7 @@
                   <pic:spPr bwMode="auto">
                     <a:xfrm>
                       <a:off x="0" y="0"/>
-                      <a:ext cx="3240000" cy="3379141"/>
+                      <a:ext cx="1932988" cy="2015999"/>
                     </a:xfrm>
                     <a:prstGeom prst="rect">
                       <a:avLst/>
